--- a/plantilla.docx
+++ b/plantilla.docx
@@ -1,6 +1,6 @@
 
 <file path=word/document.xml><?xml version="1.0" encoding="utf-8"?>
-<w:document xmlns:wpc="http://schemas.microsoft.com/office/word/2010/wordprocessingCanvas" xmlns:cx="http://schemas.microsoft.com/office/drawing/2014/chartex" xmlns:cx1="http://schemas.microsoft.com/office/drawing/2015/9/8/chartex" xmlns:cx2="http://schemas.microsoft.com/office/drawing/2015/10/21/chartex" xmlns:cx3="http://schemas.microsoft.com/office/drawing/2016/5/9/chartex" xmlns:cx4="http://schemas.microsoft.com/office/drawing/2016/5/10/chartex" xmlns:cx5="http://schemas.microsoft.com/office/drawing/2016/5/11/chartex" xmlns:cx6="http://schemas.microsoft.com/office/drawing/2016/5/12/chartex" xmlns:cx7="http://schemas.microsoft.com/office/drawing/2016/5/13/chartex" xmlns:cx8="http://schemas.microsoft.com/office/drawing/2016/5/14/chartex" xmlns:mc="http://schemas.openxmlformats.org/markup-compatibility/2006" xmlns:aink="http://schemas.microsoft.com/office/drawing/2016/ink" xmlns:am3d="http://schemas.microsoft.com/office/drawing/2017/model3d" xmlns:o="urn:schemas-microsoft-com:office:office" xmlns:oel="http://schemas.microsoft.com/office/2019/extlst" xmlns:r="http://schemas.openxmlformats.org/officeDocument/2006/relationships" xmlns:m="http://schemas.openxmlformats.org/officeDocument/2006/math" xmlns:v="urn:schemas-microsoft-com:vml" xmlns:wp14="http://schemas.microsoft.com/office/word/2010/wordprocessingDrawing" xmlns:wp="http://schemas.openxmlformats.org/drawingml/2006/wordprocessingDrawing" xmlns:w10="urn:schemas-microsoft-com:office:word" xmlns:w="http://schemas.openxmlformats.org/wordprocessingml/2006/main" xmlns:w14="http://schemas.microsoft.com/office/word/2010/wordml" xmlns:w15="http://schemas.microsoft.com/office/word/2012/wordml" xmlns:w16cex="http://schemas.microsoft.com/office/word/2018/wordml/cex" xmlns:w16cid="http://schemas.microsoft.com/office/word/2016/wordml/cid" xmlns:w16="http://schemas.microsoft.com/office/word/2018/wordml" xmlns:w16du="http://schemas.microsoft.com/office/word/2023/wordml/word16du" xmlns:w16sdtdh="http://schemas.microsoft.com/office/word/2020/wordml/sdtdatahash" xmlns:w16sdtfl="http://schemas.microsoft.com/office/word/2024/wordml/sdtformatlock" xmlns:w16se="http://schemas.microsoft.com/office/word/2015/wordml/symex" xmlns:wpg="http://schemas.microsoft.com/office/word/2010/wordprocessingGroup" xmlns:wpi="http://schemas.microsoft.com/office/word/2010/wordprocessingInk" xmlns:wne="http://schemas.microsoft.com/office/word/2006/wordml" xmlns:wps="http://schemas.microsoft.com/office/word/2010/wordprocessingShape" mc:Ignorable="w14 w15 w16se w16cid w16 w16cex w16sdtdh w16sdtfl w16du wp14">
+<w:document xmlns:wpc="http://schemas.microsoft.com/office/word/2010/wordprocessingCanvas" xmlns:cx="http://schemas.microsoft.com/office/drawing/2014/chartex" xmlns:cx1="http://schemas.microsoft.com/office/drawing/2015/9/8/chartex" xmlns:cx2="http://schemas.microsoft.com/office/drawing/2015/10/21/chartex" xmlns:cx3="http://schemas.microsoft.com/office/drawing/2016/5/9/chartex" xmlns:cx4="http://schemas.microsoft.com/office/drawing/2016/5/10/chartex" xmlns:cx5="http://schemas.microsoft.com/office/drawing/2016/5/11/chartex" xmlns:cx6="http://schemas.microsoft.com/office/drawing/2016/5/12/chartex" xmlns:cx7="http://schemas.microsoft.com/office/drawing/2016/5/13/chartex" xmlns:cx8="http://schemas.microsoft.com/office/drawing/2016/5/14/chartex" xmlns:mc="http://schemas.openxmlformats.org/markup-compatibility/2006" xmlns:aink="http://schemas.microsoft.com/office/drawing/2016/ink" xmlns:am3d="http://schemas.microsoft.com/office/drawing/2017/model3d" xmlns:o="urn:schemas-microsoft-com:office:office" xmlns:oel="http://schemas.microsoft.com/office/2019/extlst" xmlns:r="http://schemas.openxmlformats.org/officeDocument/2006/relationships" xmlns:m="http://schemas.openxmlformats.org/officeDocument/2006/math" xmlns:v="urn:schemas-microsoft-com:vml" xmlns:wp14="http://schemas.microsoft.com/office/word/2010/wordprocessingDrawing" xmlns:wp="http://schemas.openxmlformats.org/drawingml/2006/wordprocessingDrawing" xmlns:w10="urn:schemas-microsoft-com:office:word" xmlns:w="http://schemas.openxmlformats.org/wordprocessingml/2006/main" xmlns:w14="http://schemas.microsoft.com/office/word/2010/wordml" xmlns:w15="http://schemas.microsoft.com/office/word/2012/wordml" xmlns:w16cei="http://schemas.microsoft.com/office/word/2026/wordml/cei" xmlns:w16cex="http://schemas.microsoft.com/office/word/2018/wordml/cex" xmlns:w16cid="http://schemas.microsoft.com/office/word/2016/wordml/cid" xmlns:w16="http://schemas.microsoft.com/office/word/2018/wordml" xmlns:w16du="http://schemas.microsoft.com/office/word/2023/wordml/word16du" xmlns:w16sdtdh="http://schemas.microsoft.com/office/word/2020/wordml/sdtdatahash" xmlns:w16sdtfl="http://schemas.microsoft.com/office/word/2024/wordml/sdtformatlock" xmlns:w16se="http://schemas.microsoft.com/office/word/2015/wordml/symex" xmlns:wpg="http://schemas.microsoft.com/office/word/2010/wordprocessingGroup" xmlns:wpi="http://schemas.microsoft.com/office/word/2010/wordprocessingInk" xmlns:wne="http://schemas.microsoft.com/office/word/2006/wordml" xmlns:wps="http://schemas.microsoft.com/office/word/2010/wordprocessingShape" mc:Ignorable="w14 w15 w16se w16cid w16 w16cex w16sdtdh w16sdtfl w16du wp14">
   <w:body>
     <w:p>
       <w:pPr>
@@ -1092,7 +1092,7 @@
           <w:szCs w:val="18"/>
           <w:lang w:val="es-ES_tradnl"/>
         </w:rPr>
-        <w:t>, conjuntamente,</w:t>
+        <w:t xml:space="preserve"> conjuntamente</w:t>
       </w:r>
       <w:r>
         <w:rPr>
@@ -1863,7 +1863,25 @@
           <w:szCs w:val="18"/>
           <w:lang w:val="es-ES" w:eastAsia="es-CL"/>
         </w:rPr>
-        <w:t>Estas funciones serán realizadas en el siguiente horario: de lunes a viernes en horario libre, por un total de</w:t>
+        <w:t xml:space="preserve">Estas funciones </w:t>
+      </w:r>
+      <w:r>
+        <w:rPr>
+          <w:rFonts w:ascii="Aptos" w:eastAsia="Times New Roman" w:hAnsi="Aptos" w:cs="Tahoma"/>
+          <w:sz w:val="18"/>
+          <w:szCs w:val="18"/>
+          <w:lang w:val="es-ES" w:eastAsia="es-CL"/>
+        </w:rPr>
+        <w:t>se realizarán de lunes a viernes,</w:t>
+      </w:r>
+      <w:r>
+        <w:rPr>
+          <w:rFonts w:ascii="Aptos" w:eastAsia="Times New Roman" w:hAnsi="Aptos" w:cs="Tahoma"/>
+          <w:sz w:val="18"/>
+          <w:szCs w:val="18"/>
+          <w:lang w:val="es-ES" w:eastAsia="es-CL"/>
+        </w:rPr>
+        <w:t xml:space="preserve"> en horario libre, por un total de</w:t>
       </w:r>
       <w:r>
         <w:rPr>
@@ -1981,6 +1999,15 @@
           <w:szCs w:val="18"/>
           <w:lang w:val="es-ES_tradnl"/>
         </w:rPr>
+        <w:t xml:space="preserve">una </w:t>
+      </w:r>
+      <w:r>
+        <w:rPr>
+          <w:rFonts w:ascii="Aptos" w:hAnsi="Aptos"/>
+          <w:sz w:val="18"/>
+          <w:szCs w:val="18"/>
+          <w:lang w:val="es-ES_tradnl"/>
+        </w:rPr>
         <w:t>relación</w:t>
       </w:r>
       <w:r>
@@ -2088,7 +2115,25 @@
           <w:szCs w:val="18"/>
           <w:lang w:val="es-ES_tradnl"/>
         </w:rPr>
-        <w:t xml:space="preserve">Este contrato tendrá una duración desde el </w:t>
+        <w:t xml:space="preserve">Este contrato tendrá </w:t>
+      </w:r>
+      <w:r>
+        <w:rPr>
+          <w:rFonts w:ascii="Aptos" w:hAnsi="Aptos"/>
+          <w:sz w:val="18"/>
+          <w:szCs w:val="18"/>
+          <w:lang w:val="es-ES_tradnl"/>
+        </w:rPr>
+        <w:t>vigencia</w:t>
+      </w:r>
+      <w:r>
+        <w:rPr>
+          <w:rFonts w:ascii="Aptos" w:hAnsi="Aptos"/>
+          <w:sz w:val="18"/>
+          <w:szCs w:val="18"/>
+          <w:lang w:val="es-ES_tradnl"/>
+        </w:rPr>
+        <w:t xml:space="preserve"> desde el </w:t>
       </w:r>
       <w:r>
         <w:rPr>
@@ -2525,25 +2570,25 @@
           <w:szCs w:val="18"/>
           <w:lang w:val="es-ES_tradnl"/>
         </w:rPr>
-        <w:t xml:space="preserve">de cumplir con sus obligaciones tributarias de </w:t>
-      </w:r>
-      <w:r>
-        <w:rPr>
-          <w:rFonts w:ascii="Aptos" w:hAnsi="Aptos"/>
-          <w:sz w:val="18"/>
-          <w:szCs w:val="18"/>
-          <w:lang w:val="es-ES_tradnl"/>
-        </w:rPr>
-        <w:t>conformidad</w:t>
-      </w:r>
-      <w:r>
-        <w:rPr>
-          <w:rFonts w:ascii="Aptos" w:hAnsi="Aptos"/>
-          <w:sz w:val="18"/>
-          <w:szCs w:val="18"/>
-          <w:lang w:val="es-ES_tradnl"/>
-        </w:rPr>
-        <w:t xml:space="preserve"> con la normativa y </w:t>
+        <w:t xml:space="preserve">de cumplir con sus obligaciones tributarias </w:t>
+      </w:r>
+      <w:r>
+        <w:rPr>
+          <w:rFonts w:ascii="Aptos" w:hAnsi="Aptos"/>
+          <w:sz w:val="18"/>
+          <w:szCs w:val="18"/>
+          <w:lang w:val="es-ES_tradnl"/>
+        </w:rPr>
+        <w:t>conforme a</w:t>
+      </w:r>
+      <w:r>
+        <w:rPr>
+          <w:rFonts w:ascii="Aptos" w:hAnsi="Aptos"/>
+          <w:sz w:val="18"/>
+          <w:szCs w:val="18"/>
+          <w:lang w:val="es-ES_tradnl"/>
+        </w:rPr>
+        <w:t xml:space="preserve"> la normativa y </w:t>
       </w:r>
       <w:r>
         <w:rPr>
@@ -2884,17 +2929,7 @@
           <w:szCs w:val="18"/>
           <w:lang w:val="es-ES_tradnl"/>
         </w:rPr>
-        <w:t xml:space="preserve">Prestador de </w:t>
-      </w:r>
-      <w:r>
-        <w:rPr>
-          <w:rFonts w:ascii="Aptos" w:hAnsi="Aptos"/>
-          <w:sz w:val="18"/>
-          <w:szCs w:val="18"/>
-          <w:lang w:val="es-ES_tradnl"/>
-        </w:rPr>
-        <w:lastRenderedPageBreak/>
-        <w:t xml:space="preserve">Servicios' </w:t>
+        <w:t xml:space="preserve">Prestador de Servicios' </w:t>
       </w:r>
       <w:r>
         <w:rPr>
@@ -2924,7 +2959,38 @@
           <w:szCs w:val="18"/>
           <w:lang w:val="es-ES_tradnl"/>
         </w:rPr>
-        <w:t xml:space="preserve">copia de ella. Lo anterior incluye la copia de seguridad u otro medio de soporte o respaldo. En </w:t>
+        <w:t xml:space="preserve">copia de </w:t>
+      </w:r>
+      <w:r>
+        <w:rPr>
+          <w:rFonts w:ascii="Aptos" w:hAnsi="Aptos" w:cs="Arial"/>
+          <w:color w:val="000000"/>
+          <w:sz w:val="18"/>
+          <w:szCs w:val="18"/>
+          <w:lang w:val="es-ES_tradnl"/>
+        </w:rPr>
+        <w:t xml:space="preserve">la </w:t>
+      </w:r>
+      <w:r>
+        <w:rPr>
+          <w:rFonts w:ascii="Aptos" w:hAnsi="Aptos" w:cs="Arial"/>
+          <w:color w:val="000000"/>
+          <w:sz w:val="18"/>
+          <w:szCs w:val="18"/>
+          <w:lang w:val="es-ES_tradnl"/>
+        </w:rPr>
+        <w:lastRenderedPageBreak/>
+        <w:t>misma</w:t>
+      </w:r>
+      <w:r>
+        <w:rPr>
+          <w:rFonts w:ascii="Aptos" w:hAnsi="Aptos" w:cs="Arial"/>
+          <w:color w:val="000000"/>
+          <w:sz w:val="18"/>
+          <w:szCs w:val="18"/>
+          <w:lang w:val="es-ES_tradnl"/>
+        </w:rPr>
+        <w:t xml:space="preserve">. Lo anterior incluye la copia de seguridad u otro medio de respaldo. En </w:t>
       </w:r>
       <w:r>
         <w:rPr>
@@ -3153,7 +3219,7 @@
           <w:szCs w:val="18"/>
           <w:lang w:val="es-ES_tradnl"/>
         </w:rPr>
-        <w:t xml:space="preserve">dar por terminado anticipadamente este contrato mediante un aviso </w:t>
+        <w:t xml:space="preserve">dar por terminado anticipadamente este contrato mediante aviso </w:t>
       </w:r>
       <w:r>
         <w:rPr>
@@ -3466,7 +3532,7 @@
           <w:szCs w:val="18"/>
           <w:lang w:val="es-ES_tradnl" w:eastAsia="es-ES"/>
         </w:rPr>
-        <w:t>realiza en dos ejemplares originales, firmados en la misma fecha por ambas partes, quedando uno en poder de cada una</w:t>
+        <w:t>celebra</w:t>
       </w:r>
       <w:r>
         <w:rPr>
@@ -3477,7 +3543,7 @@
           <w:szCs w:val="18"/>
           <w:lang w:val="es-ES_tradnl" w:eastAsia="es-ES"/>
         </w:rPr>
-        <w:t xml:space="preserve"> para los efectos legales correspondientes. El contrato consta de</w:t>
+        <w:t xml:space="preserve"> en dos ejemplares originales, firmados en la misma fecha por ambas partes, quedando uno en poder de cada una</w:t>
       </w:r>
       <w:r>
         <w:rPr>
@@ -3488,7 +3554,7 @@
           <w:szCs w:val="18"/>
           <w:lang w:val="es-ES_tradnl" w:eastAsia="es-ES"/>
         </w:rPr>
-        <w:t xml:space="preserve"> cuatro</w:t>
+        <w:t xml:space="preserve"> para los efectos legales correspondientes. El contrato consta de</w:t>
       </w:r>
       <w:r>
         <w:rPr>
@@ -3499,7 +3565,40 @@
           <w:szCs w:val="18"/>
           <w:lang w:val="es-ES_tradnl" w:eastAsia="es-ES"/>
         </w:rPr>
-        <w:t xml:space="preserve"> páginas, debidamente firmadas por </w:t>
+        <w:t xml:space="preserve"> cuatro</w:t>
+      </w:r>
+      <w:r>
+        <w:rPr>
+          <w:rFonts w:ascii="Aptos" w:hAnsi="Aptos" w:cs="Arial"/>
+          <w:snapToGrid w:val="0"/>
+          <w:color w:val="000000"/>
+          <w:sz w:val="18"/>
+          <w:szCs w:val="18"/>
+          <w:lang w:val="es-ES_tradnl" w:eastAsia="es-ES"/>
+        </w:rPr>
+        <w:t xml:space="preserve"> páginas</w:t>
+      </w:r>
+      <w:r>
+        <w:rPr>
+          <w:rFonts w:ascii="Aptos" w:hAnsi="Aptos" w:cs="Arial"/>
+          <w:snapToGrid w:val="0"/>
+          <w:color w:val="000000"/>
+          <w:sz w:val="18"/>
+          <w:szCs w:val="18"/>
+          <w:lang w:val="es-ES_tradnl" w:eastAsia="es-ES"/>
+        </w:rPr>
+        <w:t xml:space="preserve"> y está debidamente firmado</w:t>
+      </w:r>
+      <w:r>
+        <w:rPr>
+          <w:rFonts w:ascii="Aptos" w:hAnsi="Aptos" w:cs="Arial"/>
+          <w:snapToGrid w:val="0"/>
+          <w:color w:val="000000"/>
+          <w:sz w:val="18"/>
+          <w:szCs w:val="18"/>
+          <w:lang w:val="es-ES_tradnl" w:eastAsia="es-ES"/>
+        </w:rPr>
+        <w:t xml:space="preserve"> por </w:t>
       </w:r>
       <w:r>
         <w:rPr>
@@ -4215,6 +4314,8 @@
     </w:p>
     <w:p>
       <w:pPr>
+        <w:spacing w:after="0"/>
+        <w:jc w:val="both"/>
         <w:rPr>
           <w:rFonts w:ascii="Aptos" w:hAnsi="Aptos"/>
           <w:sz w:val="18"/>
@@ -4229,17 +4330,19 @@
           <w:szCs w:val="18"/>
           <w:lang w:val="es-ES_tradnl"/>
         </w:rPr>
-        <w:t>El presente anexo detalla las condiciones de pago asociadas al contrato de prestación de servicios:</w:t>
-      </w:r>
-      <w:r>
-        <w:rPr>
-          <w:rFonts w:ascii="Aptos" w:hAnsi="Aptos"/>
-          <w:sz w:val="18"/>
-          <w:szCs w:val="18"/>
-          <w:lang w:val="es-ES_tradnl"/>
-        </w:rPr>
-        <w:br/>
-      </w:r>
+        <w:t>El presente anexo detalla las condiciones de pago asociadas al contrato de prestación de servicios</w:t>
+      </w:r>
+    </w:p>
+    <w:p>
+      <w:pPr>
+        <w:spacing w:after="0"/>
+        <w:rPr>
+          <w:rFonts w:ascii="Aptos" w:hAnsi="Aptos"/>
+          <w:sz w:val="18"/>
+          <w:szCs w:val="18"/>
+          <w:lang w:val="es-ES_tradnl"/>
+        </w:rPr>
+      </w:pPr>
       <w:r>
         <w:rPr>
           <w:rFonts w:ascii="Aptos" w:hAnsi="Aptos"/>
@@ -4305,6 +4408,18 @@
         </w:rPr>
         <w:t>.</w:t>
       </w:r>
+    </w:p>
+    <w:p>
+      <w:pPr>
+        <w:spacing w:after="0"/>
+        <w:jc w:val="both"/>
+        <w:rPr>
+          <w:rFonts w:ascii="Aptos" w:hAnsi="Aptos"/>
+          <w:sz w:val="18"/>
+          <w:szCs w:val="18"/>
+          <w:lang w:val="es-ES_tradnl"/>
+        </w:rPr>
+      </w:pPr>
       <w:r>
         <w:rPr>
           <w:rFonts w:ascii="Aptos" w:hAnsi="Aptos"/>
@@ -4313,25 +4428,16 @@
           <w:lang w:val="es-ES_tradnl"/>
         </w:rPr>
         <w:br/>
-      </w:r>
-      <w:r>
-        <w:rPr>
-          <w:rFonts w:ascii="Aptos" w:hAnsi="Aptos"/>
-          <w:sz w:val="18"/>
-          <w:szCs w:val="18"/>
-          <w:lang w:val="es-ES_tradnl"/>
-        </w:rPr>
-        <w:br/>
-        <w:t xml:space="preserve">Forma de pago: el monto será cancelado en </w:t>
-      </w:r>
-      <w:r>
-        <w:rPr>
-          <w:rFonts w:ascii="Aptos" w:hAnsi="Aptos"/>
-          <w:sz w:val="18"/>
-          <w:szCs w:val="18"/>
-          <w:lang w:val="es-ES_tradnl"/>
-        </w:rPr>
-        <w:t>{{</w:t>
+        <w:t xml:space="preserve">Forma de pago: el monto </w:t>
+      </w:r>
+      <w:r>
+        <w:rPr>
+          <w:rFonts w:ascii="Aptos" w:hAnsi="Aptos"/>
+          <w:sz w:val="18"/>
+          <w:szCs w:val="18"/>
+          <w:lang w:val="es-ES_tradnl"/>
+        </w:rPr>
+        <w:t>se cancelará en {{</w:t>
       </w:r>
       <w:proofErr w:type="spellStart"/>
       <w:r>
@@ -4343,51 +4449,7 @@
           <w:szCs w:val="18"/>
           <w:lang w:val="es-ES_tradnl"/>
         </w:rPr>
-        <w:t>n</w:t>
-      </w:r>
-      <w:r>
-        <w:rPr>
-          <w:rFonts w:ascii="Aptos" w:hAnsi="Aptos"/>
-          <w:b/>
-          <w:bCs/>
-          <w:sz w:val="18"/>
-          <w:szCs w:val="18"/>
-          <w:lang w:val="es-ES_tradnl"/>
-        </w:rPr>
-        <w:t>u</w:t>
-      </w:r>
-      <w:r>
-        <w:rPr>
-          <w:rFonts w:ascii="Aptos" w:hAnsi="Aptos"/>
-          <w:b/>
-          <w:bCs/>
-          <w:sz w:val="18"/>
-          <w:szCs w:val="18"/>
-          <w:lang w:val="es-ES_tradnl"/>
-        </w:rPr>
-        <w:t>mero</w:t>
-      </w:r>
-      <w:r>
-        <w:rPr>
-          <w:rFonts w:ascii="Aptos" w:hAnsi="Aptos"/>
-          <w:b/>
-          <w:bCs/>
-          <w:sz w:val="18"/>
-          <w:szCs w:val="18"/>
-          <w:lang w:val="es-ES_tradnl"/>
-        </w:rPr>
-        <w:t>_</w:t>
-      </w:r>
-      <w:r>
-        <w:rPr>
-          <w:rFonts w:ascii="Aptos" w:hAnsi="Aptos"/>
-          <w:b/>
-          <w:bCs/>
-          <w:sz w:val="18"/>
-          <w:szCs w:val="18"/>
-          <w:lang w:val="es-ES_tradnl"/>
-        </w:rPr>
-        <w:t>cuotas</w:t>
+        <w:t>numero_cuotas</w:t>
       </w:r>
       <w:proofErr w:type="spellEnd"/>
       <w:r>
@@ -4397,34 +4459,16 @@
           <w:szCs w:val="18"/>
           <w:lang w:val="es-ES_tradnl"/>
         </w:rPr>
-        <w:t>}}</w:t>
-      </w:r>
-      <w:r>
-        <w:rPr>
-          <w:rFonts w:ascii="Aptos" w:hAnsi="Aptos"/>
-          <w:sz w:val="18"/>
-          <w:szCs w:val="18"/>
-          <w:lang w:val="es-ES_tradnl"/>
-        </w:rPr>
-        <w:t xml:space="preserve"> cuota</w:t>
-      </w:r>
-      <w:r>
-        <w:rPr>
-          <w:rFonts w:ascii="Aptos" w:hAnsi="Aptos"/>
-          <w:sz w:val="18"/>
-          <w:szCs w:val="18"/>
-          <w:lang w:val="es-ES_tradnl"/>
-        </w:rPr>
-        <w:t>/</w:t>
-      </w:r>
-      <w:r>
-        <w:rPr>
-          <w:rFonts w:ascii="Aptos" w:hAnsi="Aptos"/>
-          <w:sz w:val="18"/>
-          <w:szCs w:val="18"/>
-          <w:lang w:val="es-ES_tradnl"/>
-        </w:rPr>
-        <w:t xml:space="preserve">s </w:t>
+        <w:t>}} cuota(s),</w:t>
+      </w:r>
+      <w:r>
+        <w:rPr>
+          <w:rFonts w:ascii="Aptos" w:hAnsi="Aptos"/>
+          <w:sz w:val="18"/>
+          <w:szCs w:val="18"/>
+          <w:lang w:val="es-ES_tradnl"/>
+        </w:rPr>
+        <w:t xml:space="preserve"> </w:t>
       </w:r>
       <w:r>
         <w:rPr>
@@ -4444,6 +4488,17 @@
         </w:rPr>
         <w:t xml:space="preserve"> siguiente calendario y sujeto a la entrega de la respectiva boleta de honorarios.</w:t>
       </w:r>
+    </w:p>
+    <w:p>
+      <w:pPr>
+        <w:jc w:val="both"/>
+        <w:rPr>
+          <w:rFonts w:ascii="Aptos" w:hAnsi="Aptos"/>
+          <w:sz w:val="18"/>
+          <w:szCs w:val="18"/>
+          <w:lang w:val="es-ES_tradnl"/>
+        </w:rPr>
+      </w:pPr>
       <w:r>
         <w:rPr>
           <w:rFonts w:ascii="Aptos" w:hAnsi="Aptos"/>
@@ -7232,7 +7287,25 @@
           <w:szCs w:val="18"/>
           <w:lang w:val="es-ES_tradnl"/>
         </w:rPr>
-        <w:t>Que no he sido sancionado ni me encuentro afecto a las disposiciones de la Ley N.º 21.643, que modifica la normativa sobre violencia en contextos educativos.</w:t>
+        <w:t xml:space="preserve">Que no he sido sancionado ni me encuentro </w:t>
+      </w:r>
+      <w:r>
+        <w:rPr>
+          <w:rFonts w:ascii="Aptos" w:hAnsi="Aptos"/>
+          <w:sz w:val="18"/>
+          <w:szCs w:val="18"/>
+          <w:lang w:val="es-ES_tradnl"/>
+        </w:rPr>
+        <w:t>sujeto</w:t>
+      </w:r>
+      <w:r>
+        <w:rPr>
+          <w:rFonts w:ascii="Aptos" w:hAnsi="Aptos"/>
+          <w:sz w:val="18"/>
+          <w:szCs w:val="18"/>
+          <w:lang w:val="es-ES_tradnl"/>
+        </w:rPr>
+        <w:t xml:space="preserve"> a las disposiciones de la Ley N.º 21.643, que modifica la normativa sobre violencia en contextos educativos.</w:t>
       </w:r>
     </w:p>
     <w:p>
@@ -7252,7 +7325,25 @@
           <w:szCs w:val="18"/>
           <w:lang w:val="es-ES_tradnl"/>
         </w:rPr>
-        <w:t xml:space="preserve">Esta declaración se realiza para </w:t>
+        <w:t xml:space="preserve">Esta declaración se </w:t>
+      </w:r>
+      <w:r>
+        <w:rPr>
+          <w:rFonts w:ascii="Aptos" w:hAnsi="Aptos"/>
+          <w:sz w:val="18"/>
+          <w:szCs w:val="18"/>
+          <w:lang w:val="es-ES_tradnl"/>
+        </w:rPr>
+        <w:t>emite</w:t>
+      </w:r>
+      <w:r>
+        <w:rPr>
+          <w:rFonts w:ascii="Aptos" w:hAnsi="Aptos"/>
+          <w:sz w:val="18"/>
+          <w:szCs w:val="18"/>
+          <w:lang w:val="es-ES_tradnl"/>
+        </w:rPr>
+        <w:t xml:space="preserve"> para </w:t>
       </w:r>
       <w:r>
         <w:rPr>
@@ -7306,7 +7397,7 @@
 </file>
 
 <file path=word/endnotes.xml><?xml version="1.0" encoding="utf-8"?>
-<w:endnotes xmlns:wpc="http://schemas.microsoft.com/office/word/2010/wordprocessingCanvas" xmlns:cx="http://schemas.microsoft.com/office/drawing/2014/chartex" xmlns:cx1="http://schemas.microsoft.com/office/drawing/2015/9/8/chartex" xmlns:cx2="http://schemas.microsoft.com/office/drawing/2015/10/21/chartex" xmlns:cx3="http://schemas.microsoft.com/office/drawing/2016/5/9/chartex" xmlns:cx4="http://schemas.microsoft.com/office/drawing/2016/5/10/chartex" xmlns:cx5="http://schemas.microsoft.com/office/drawing/2016/5/11/chartex" xmlns:cx6="http://schemas.microsoft.com/office/drawing/2016/5/12/chartex" xmlns:cx7="http://schemas.microsoft.com/office/drawing/2016/5/13/chartex" xmlns:cx8="http://schemas.microsoft.com/office/drawing/2016/5/14/chartex" xmlns:mc="http://schemas.openxmlformats.org/markup-compatibility/2006" xmlns:aink="http://schemas.microsoft.com/office/drawing/2016/ink" xmlns:am3d="http://schemas.microsoft.com/office/drawing/2017/model3d" xmlns:o="urn:schemas-microsoft-com:office:office" xmlns:oel="http://schemas.microsoft.com/office/2019/extlst" xmlns:r="http://schemas.openxmlformats.org/officeDocument/2006/relationships" xmlns:m="http://schemas.openxmlformats.org/officeDocument/2006/math" xmlns:v="urn:schemas-microsoft-com:vml" xmlns:wp14="http://schemas.microsoft.com/office/word/2010/wordprocessingDrawing" xmlns:wp="http://schemas.openxmlformats.org/drawingml/2006/wordprocessingDrawing" xmlns:w10="urn:schemas-microsoft-com:office:word" xmlns:w="http://schemas.openxmlformats.org/wordprocessingml/2006/main" xmlns:w14="http://schemas.microsoft.com/office/word/2010/wordml" xmlns:w15="http://schemas.microsoft.com/office/word/2012/wordml" xmlns:w16cex="http://schemas.microsoft.com/office/word/2018/wordml/cex" xmlns:w16cid="http://schemas.microsoft.com/office/word/2016/wordml/cid" xmlns:w16="http://schemas.microsoft.com/office/word/2018/wordml" xmlns:w16du="http://schemas.microsoft.com/office/word/2023/wordml/word16du" xmlns:w16sdtdh="http://schemas.microsoft.com/office/word/2020/wordml/sdtdatahash" xmlns:w16sdtfl="http://schemas.microsoft.com/office/word/2024/wordml/sdtformatlock" xmlns:w16se="http://schemas.microsoft.com/office/word/2015/wordml/symex" xmlns:wpg="http://schemas.microsoft.com/office/word/2010/wordprocessingGroup" xmlns:wpi="http://schemas.microsoft.com/office/word/2010/wordprocessingInk" xmlns:wne="http://schemas.microsoft.com/office/word/2006/wordml" xmlns:wps="http://schemas.microsoft.com/office/word/2010/wordprocessingShape" mc:Ignorable="w14 w15 w16se w16cid w16 w16cex w16sdtdh w16sdtfl w16du wp14">
+<w:endnotes xmlns:wpc="http://schemas.microsoft.com/office/word/2010/wordprocessingCanvas" xmlns:cx="http://schemas.microsoft.com/office/drawing/2014/chartex" xmlns:cx1="http://schemas.microsoft.com/office/drawing/2015/9/8/chartex" xmlns:cx2="http://schemas.microsoft.com/office/drawing/2015/10/21/chartex" xmlns:cx3="http://schemas.microsoft.com/office/drawing/2016/5/9/chartex" xmlns:cx4="http://schemas.microsoft.com/office/drawing/2016/5/10/chartex" xmlns:cx5="http://schemas.microsoft.com/office/drawing/2016/5/11/chartex" xmlns:cx6="http://schemas.microsoft.com/office/drawing/2016/5/12/chartex" xmlns:cx7="http://schemas.microsoft.com/office/drawing/2016/5/13/chartex" xmlns:cx8="http://schemas.microsoft.com/office/drawing/2016/5/14/chartex" xmlns:mc="http://schemas.openxmlformats.org/markup-compatibility/2006" xmlns:aink="http://schemas.microsoft.com/office/drawing/2016/ink" xmlns:am3d="http://schemas.microsoft.com/office/drawing/2017/model3d" xmlns:o="urn:schemas-microsoft-com:office:office" xmlns:oel="http://schemas.microsoft.com/office/2019/extlst" xmlns:r="http://schemas.openxmlformats.org/officeDocument/2006/relationships" xmlns:m="http://schemas.openxmlformats.org/officeDocument/2006/math" xmlns:v="urn:schemas-microsoft-com:vml" xmlns:wp14="http://schemas.microsoft.com/office/word/2010/wordprocessingDrawing" xmlns:wp="http://schemas.openxmlformats.org/drawingml/2006/wordprocessingDrawing" xmlns:w10="urn:schemas-microsoft-com:office:word" xmlns:w="http://schemas.openxmlformats.org/wordprocessingml/2006/main" xmlns:w14="http://schemas.microsoft.com/office/word/2010/wordml" xmlns:w15="http://schemas.microsoft.com/office/word/2012/wordml" xmlns:w16cei="http://schemas.microsoft.com/office/word/2026/wordml/cei" xmlns:w16cex="http://schemas.microsoft.com/office/word/2018/wordml/cex" xmlns:w16cid="http://schemas.microsoft.com/office/word/2016/wordml/cid" xmlns:w16="http://schemas.microsoft.com/office/word/2018/wordml" xmlns:w16du="http://schemas.microsoft.com/office/word/2023/wordml/word16du" xmlns:w16sdtdh="http://schemas.microsoft.com/office/word/2020/wordml/sdtdatahash" xmlns:w16sdtfl="http://schemas.microsoft.com/office/word/2024/wordml/sdtformatlock" xmlns:w16se="http://schemas.microsoft.com/office/word/2015/wordml/symex" xmlns:wpg="http://schemas.microsoft.com/office/word/2010/wordprocessingGroup" xmlns:wpi="http://schemas.microsoft.com/office/word/2010/wordprocessingInk" xmlns:wne="http://schemas.microsoft.com/office/word/2006/wordml" xmlns:wps="http://schemas.microsoft.com/office/word/2010/wordprocessingShape" mc:Ignorable="w14 w15 w16se w16cid w16 w16cex w16sdtdh w16sdtfl w16du wp14">
   <w:endnote w:type="separator" w:id="-1">
     <w:p>
       <w:pPr>
@@ -7331,7 +7422,7 @@
 </file>
 
 <file path=word/footer1.xml><?xml version="1.0" encoding="utf-8"?>
-<w:ftr xmlns:wpc="http://schemas.microsoft.com/office/word/2010/wordprocessingCanvas" xmlns:cx="http://schemas.microsoft.com/office/drawing/2014/chartex" xmlns:cx1="http://schemas.microsoft.com/office/drawing/2015/9/8/chartex" xmlns:cx2="http://schemas.microsoft.com/office/drawing/2015/10/21/chartex" xmlns:cx3="http://schemas.microsoft.com/office/drawing/2016/5/9/chartex" xmlns:cx4="http://schemas.microsoft.com/office/drawing/2016/5/10/chartex" xmlns:cx5="http://schemas.microsoft.com/office/drawing/2016/5/11/chartex" xmlns:cx6="http://schemas.microsoft.com/office/drawing/2016/5/12/chartex" xmlns:cx7="http://schemas.microsoft.com/office/drawing/2016/5/13/chartex" xmlns:cx8="http://schemas.microsoft.com/office/drawing/2016/5/14/chartex" xmlns:mc="http://schemas.openxmlformats.org/markup-compatibility/2006" xmlns:aink="http://schemas.microsoft.com/office/drawing/2016/ink" xmlns:am3d="http://schemas.microsoft.com/office/drawing/2017/model3d" xmlns:o="urn:schemas-microsoft-com:office:office" xmlns:oel="http://schemas.microsoft.com/office/2019/extlst" xmlns:r="http://schemas.openxmlformats.org/officeDocument/2006/relationships" xmlns:m="http://schemas.openxmlformats.org/officeDocument/2006/math" xmlns:v="urn:schemas-microsoft-com:vml" xmlns:wp14="http://schemas.microsoft.com/office/word/2010/wordprocessingDrawing" xmlns:wp="http://schemas.openxmlformats.org/drawingml/2006/wordprocessingDrawing" xmlns:w10="urn:schemas-microsoft-com:office:word" xmlns:w="http://schemas.openxmlformats.org/wordprocessingml/2006/main" xmlns:w14="http://schemas.microsoft.com/office/word/2010/wordml" xmlns:w15="http://schemas.microsoft.com/office/word/2012/wordml" xmlns:w16cex="http://schemas.microsoft.com/office/word/2018/wordml/cex" xmlns:w16cid="http://schemas.microsoft.com/office/word/2016/wordml/cid" xmlns:w16="http://schemas.microsoft.com/office/word/2018/wordml" xmlns:w16du="http://schemas.microsoft.com/office/word/2023/wordml/word16du" xmlns:w16sdtdh="http://schemas.microsoft.com/office/word/2020/wordml/sdtdatahash" xmlns:w16sdtfl="http://schemas.microsoft.com/office/word/2024/wordml/sdtformatlock" xmlns:w16se="http://schemas.microsoft.com/office/word/2015/wordml/symex" xmlns:wpg="http://schemas.microsoft.com/office/word/2010/wordprocessingGroup" xmlns:wpi="http://schemas.microsoft.com/office/word/2010/wordprocessingInk" xmlns:wne="http://schemas.microsoft.com/office/word/2006/wordml" xmlns:wps="http://schemas.microsoft.com/office/word/2010/wordprocessingShape" mc:Ignorable="w14 w15 w16se w16cid w16 w16cex w16sdtdh w16sdtfl w16du wp14">
+<w:ftr xmlns:wpc="http://schemas.microsoft.com/office/word/2010/wordprocessingCanvas" xmlns:cx="http://schemas.microsoft.com/office/drawing/2014/chartex" xmlns:cx1="http://schemas.microsoft.com/office/drawing/2015/9/8/chartex" xmlns:cx2="http://schemas.microsoft.com/office/drawing/2015/10/21/chartex" xmlns:cx3="http://schemas.microsoft.com/office/drawing/2016/5/9/chartex" xmlns:cx4="http://schemas.microsoft.com/office/drawing/2016/5/10/chartex" xmlns:cx5="http://schemas.microsoft.com/office/drawing/2016/5/11/chartex" xmlns:cx6="http://schemas.microsoft.com/office/drawing/2016/5/12/chartex" xmlns:cx7="http://schemas.microsoft.com/office/drawing/2016/5/13/chartex" xmlns:cx8="http://schemas.microsoft.com/office/drawing/2016/5/14/chartex" xmlns:mc="http://schemas.openxmlformats.org/markup-compatibility/2006" xmlns:aink="http://schemas.microsoft.com/office/drawing/2016/ink" xmlns:am3d="http://schemas.microsoft.com/office/drawing/2017/model3d" xmlns:o="urn:schemas-microsoft-com:office:office" xmlns:oel="http://schemas.microsoft.com/office/2019/extlst" xmlns:r="http://schemas.openxmlformats.org/officeDocument/2006/relationships" xmlns:m="http://schemas.openxmlformats.org/officeDocument/2006/math" xmlns:v="urn:schemas-microsoft-com:vml" xmlns:wp14="http://schemas.microsoft.com/office/word/2010/wordprocessingDrawing" xmlns:wp="http://schemas.openxmlformats.org/drawingml/2006/wordprocessingDrawing" xmlns:w10="urn:schemas-microsoft-com:office:word" xmlns:w="http://schemas.openxmlformats.org/wordprocessingml/2006/main" xmlns:w14="http://schemas.microsoft.com/office/word/2010/wordml" xmlns:w15="http://schemas.microsoft.com/office/word/2012/wordml" xmlns:w16cei="http://schemas.microsoft.com/office/word/2026/wordml/cei" xmlns:w16cex="http://schemas.microsoft.com/office/word/2018/wordml/cex" xmlns:w16cid="http://schemas.microsoft.com/office/word/2016/wordml/cid" xmlns:w16="http://schemas.microsoft.com/office/word/2018/wordml" xmlns:w16du="http://schemas.microsoft.com/office/word/2023/wordml/word16du" xmlns:w16sdtdh="http://schemas.microsoft.com/office/word/2020/wordml/sdtdatahash" xmlns:w16sdtfl="http://schemas.microsoft.com/office/word/2024/wordml/sdtformatlock" xmlns:w16se="http://schemas.microsoft.com/office/word/2015/wordml/symex" xmlns:wpg="http://schemas.microsoft.com/office/word/2010/wordprocessingGroup" xmlns:wpi="http://schemas.microsoft.com/office/word/2010/wordprocessingInk" xmlns:wne="http://schemas.microsoft.com/office/word/2006/wordml" xmlns:wps="http://schemas.microsoft.com/office/word/2010/wordprocessingShape" mc:Ignorable="w14 w15 w16se w16cid w16 w16cex w16sdtdh w16sdtfl w16du wp14">
   <w:p>
     <w:pPr>
       <w:jc w:val="right"/>
@@ -7442,7 +7533,7 @@
 </file>
 
 <file path=word/footnotes.xml><?xml version="1.0" encoding="utf-8"?>
-<w:footnotes xmlns:wpc="http://schemas.microsoft.com/office/word/2010/wordprocessingCanvas" xmlns:cx="http://schemas.microsoft.com/office/drawing/2014/chartex" xmlns:cx1="http://schemas.microsoft.com/office/drawing/2015/9/8/chartex" xmlns:cx2="http://schemas.microsoft.com/office/drawing/2015/10/21/chartex" xmlns:cx3="http://schemas.microsoft.com/office/drawing/2016/5/9/chartex" xmlns:cx4="http://schemas.microsoft.com/office/drawing/2016/5/10/chartex" xmlns:cx5="http://schemas.microsoft.com/office/drawing/2016/5/11/chartex" xmlns:cx6="http://schemas.microsoft.com/office/drawing/2016/5/12/chartex" xmlns:cx7="http://schemas.microsoft.com/office/drawing/2016/5/13/chartex" xmlns:cx8="http://schemas.microsoft.com/office/drawing/2016/5/14/chartex" xmlns:mc="http://schemas.openxmlformats.org/markup-compatibility/2006" xmlns:aink="http://schemas.microsoft.com/office/drawing/2016/ink" xmlns:am3d="http://schemas.microsoft.com/office/drawing/2017/model3d" xmlns:o="urn:schemas-microsoft-com:office:office" xmlns:oel="http://schemas.microsoft.com/office/2019/extlst" xmlns:r="http://schemas.openxmlformats.org/officeDocument/2006/relationships" xmlns:m="http://schemas.openxmlformats.org/officeDocument/2006/math" xmlns:v="urn:schemas-microsoft-com:vml" xmlns:wp14="http://schemas.microsoft.com/office/word/2010/wordprocessingDrawing" xmlns:wp="http://schemas.openxmlformats.org/drawingml/2006/wordprocessingDrawing" xmlns:w10="urn:schemas-microsoft-com:office:word" xmlns:w="http://schemas.openxmlformats.org/wordprocessingml/2006/main" xmlns:w14="http://schemas.microsoft.com/office/word/2010/wordml" xmlns:w15="http://schemas.microsoft.com/office/word/2012/wordml" xmlns:w16cex="http://schemas.microsoft.com/office/word/2018/wordml/cex" xmlns:w16cid="http://schemas.microsoft.com/office/word/2016/wordml/cid" xmlns:w16="http://schemas.microsoft.com/office/word/2018/wordml" xmlns:w16du="http://schemas.microsoft.com/office/word/2023/wordml/word16du" xmlns:w16sdtdh="http://schemas.microsoft.com/office/word/2020/wordml/sdtdatahash" xmlns:w16sdtfl="http://schemas.microsoft.com/office/word/2024/wordml/sdtformatlock" xmlns:w16se="http://schemas.microsoft.com/office/word/2015/wordml/symex" xmlns:wpg="http://schemas.microsoft.com/office/word/2010/wordprocessingGroup" xmlns:wpi="http://schemas.microsoft.com/office/word/2010/wordprocessingInk" xmlns:wne="http://schemas.microsoft.com/office/word/2006/wordml" xmlns:wps="http://schemas.microsoft.com/office/word/2010/wordprocessingShape" mc:Ignorable="w14 w15 w16se w16cid w16 w16cex w16sdtdh w16sdtfl w16du wp14">
+<w:footnotes xmlns:wpc="http://schemas.microsoft.com/office/word/2010/wordprocessingCanvas" xmlns:cx="http://schemas.microsoft.com/office/drawing/2014/chartex" xmlns:cx1="http://schemas.microsoft.com/office/drawing/2015/9/8/chartex" xmlns:cx2="http://schemas.microsoft.com/office/drawing/2015/10/21/chartex" xmlns:cx3="http://schemas.microsoft.com/office/drawing/2016/5/9/chartex" xmlns:cx4="http://schemas.microsoft.com/office/drawing/2016/5/10/chartex" xmlns:cx5="http://schemas.microsoft.com/office/drawing/2016/5/11/chartex" xmlns:cx6="http://schemas.microsoft.com/office/drawing/2016/5/12/chartex" xmlns:cx7="http://schemas.microsoft.com/office/drawing/2016/5/13/chartex" xmlns:cx8="http://schemas.microsoft.com/office/drawing/2016/5/14/chartex" xmlns:mc="http://schemas.openxmlformats.org/markup-compatibility/2006" xmlns:aink="http://schemas.microsoft.com/office/drawing/2016/ink" xmlns:am3d="http://schemas.microsoft.com/office/drawing/2017/model3d" xmlns:o="urn:schemas-microsoft-com:office:office" xmlns:oel="http://schemas.microsoft.com/office/2019/extlst" xmlns:r="http://schemas.openxmlformats.org/officeDocument/2006/relationships" xmlns:m="http://schemas.openxmlformats.org/officeDocument/2006/math" xmlns:v="urn:schemas-microsoft-com:vml" xmlns:wp14="http://schemas.microsoft.com/office/word/2010/wordprocessingDrawing" xmlns:wp="http://schemas.openxmlformats.org/drawingml/2006/wordprocessingDrawing" xmlns:w10="urn:schemas-microsoft-com:office:word" xmlns:w="http://schemas.openxmlformats.org/wordprocessingml/2006/main" xmlns:w14="http://schemas.microsoft.com/office/word/2010/wordml" xmlns:w15="http://schemas.microsoft.com/office/word/2012/wordml" xmlns:w16cei="http://schemas.microsoft.com/office/word/2026/wordml/cei" xmlns:w16cex="http://schemas.microsoft.com/office/word/2018/wordml/cex" xmlns:w16cid="http://schemas.microsoft.com/office/word/2016/wordml/cid" xmlns:w16="http://schemas.microsoft.com/office/word/2018/wordml" xmlns:w16du="http://schemas.microsoft.com/office/word/2023/wordml/word16du" xmlns:w16sdtdh="http://schemas.microsoft.com/office/word/2020/wordml/sdtdatahash" xmlns:w16sdtfl="http://schemas.microsoft.com/office/word/2024/wordml/sdtformatlock" xmlns:w16se="http://schemas.microsoft.com/office/word/2015/wordml/symex" xmlns:wpg="http://schemas.microsoft.com/office/word/2010/wordprocessingGroup" xmlns:wpi="http://schemas.microsoft.com/office/word/2010/wordprocessingInk" xmlns:wne="http://schemas.microsoft.com/office/word/2006/wordml" xmlns:wps="http://schemas.microsoft.com/office/word/2010/wordprocessingShape" mc:Ignorable="w14 w15 w16se w16cid w16 w16cex w16sdtdh w16sdtfl w16du wp14">
   <w:footnote w:type="separator" w:id="-1">
     <w:p>
       <w:pPr>
@@ -7467,7 +7558,7 @@
 </file>
 
 <file path=word/numbering.xml><?xml version="1.0" encoding="utf-8"?>
-<w:numbering xmlns:wpc="http://schemas.microsoft.com/office/word/2010/wordprocessingCanvas" xmlns:cx="http://schemas.microsoft.com/office/drawing/2014/chartex" xmlns:cx1="http://schemas.microsoft.com/office/drawing/2015/9/8/chartex" xmlns:cx2="http://schemas.microsoft.com/office/drawing/2015/10/21/chartex" xmlns:cx3="http://schemas.microsoft.com/office/drawing/2016/5/9/chartex" xmlns:cx4="http://schemas.microsoft.com/office/drawing/2016/5/10/chartex" xmlns:cx5="http://schemas.microsoft.com/office/drawing/2016/5/11/chartex" xmlns:cx6="http://schemas.microsoft.com/office/drawing/2016/5/12/chartex" xmlns:cx7="http://schemas.microsoft.com/office/drawing/2016/5/13/chartex" xmlns:cx8="http://schemas.microsoft.com/office/drawing/2016/5/14/chartex" xmlns:mc="http://schemas.openxmlformats.org/markup-compatibility/2006" xmlns:aink="http://schemas.microsoft.com/office/drawing/2016/ink" xmlns:am3d="http://schemas.microsoft.com/office/drawing/2017/model3d" xmlns:o="urn:schemas-microsoft-com:office:office" xmlns:oel="http://schemas.microsoft.com/office/2019/extlst" xmlns:r="http://schemas.openxmlformats.org/officeDocument/2006/relationships" xmlns:m="http://schemas.openxmlformats.org/officeDocument/2006/math" xmlns:v="urn:schemas-microsoft-com:vml" xmlns:wp14="http://schemas.microsoft.com/office/word/2010/wordprocessingDrawing" xmlns:wp="http://schemas.openxmlformats.org/drawingml/2006/wordprocessingDrawing" xmlns:w10="urn:schemas-microsoft-com:office:word" xmlns:w="http://schemas.openxmlformats.org/wordprocessingml/2006/main" xmlns:w14="http://schemas.microsoft.com/office/word/2010/wordml" xmlns:w15="http://schemas.microsoft.com/office/word/2012/wordml" xmlns:w16cex="http://schemas.microsoft.com/office/word/2018/wordml/cex" xmlns:w16cid="http://schemas.microsoft.com/office/word/2016/wordml/cid" xmlns:w16="http://schemas.microsoft.com/office/word/2018/wordml" xmlns:w16du="http://schemas.microsoft.com/office/word/2023/wordml/word16du" xmlns:w16sdtdh="http://schemas.microsoft.com/office/word/2020/wordml/sdtdatahash" xmlns:w16sdtfl="http://schemas.microsoft.com/office/word/2024/wordml/sdtformatlock" xmlns:w16se="http://schemas.microsoft.com/office/word/2015/wordml/symex" xmlns:wpg="http://schemas.microsoft.com/office/word/2010/wordprocessingGroup" xmlns:wpi="http://schemas.microsoft.com/office/word/2010/wordprocessingInk" xmlns:wne="http://schemas.microsoft.com/office/word/2006/wordml" xmlns:wps="http://schemas.microsoft.com/office/word/2010/wordprocessingShape" mc:Ignorable="w14 w15 w16se w16cid w16 w16cex w16sdtdh w16sdtfl w16du wp14">
+<w:numbering xmlns:wpc="http://schemas.microsoft.com/office/word/2010/wordprocessingCanvas" xmlns:cx="http://schemas.microsoft.com/office/drawing/2014/chartex" xmlns:cx1="http://schemas.microsoft.com/office/drawing/2015/9/8/chartex" xmlns:cx2="http://schemas.microsoft.com/office/drawing/2015/10/21/chartex" xmlns:cx3="http://schemas.microsoft.com/office/drawing/2016/5/9/chartex" xmlns:cx4="http://schemas.microsoft.com/office/drawing/2016/5/10/chartex" xmlns:cx5="http://schemas.microsoft.com/office/drawing/2016/5/11/chartex" xmlns:cx6="http://schemas.microsoft.com/office/drawing/2016/5/12/chartex" xmlns:cx7="http://schemas.microsoft.com/office/drawing/2016/5/13/chartex" xmlns:cx8="http://schemas.microsoft.com/office/drawing/2016/5/14/chartex" xmlns:mc="http://schemas.openxmlformats.org/markup-compatibility/2006" xmlns:aink="http://schemas.microsoft.com/office/drawing/2016/ink" xmlns:am3d="http://schemas.microsoft.com/office/drawing/2017/model3d" xmlns:o="urn:schemas-microsoft-com:office:office" xmlns:oel="http://schemas.microsoft.com/office/2019/extlst" xmlns:r="http://schemas.openxmlformats.org/officeDocument/2006/relationships" xmlns:m="http://schemas.openxmlformats.org/officeDocument/2006/math" xmlns:v="urn:schemas-microsoft-com:vml" xmlns:wp14="http://schemas.microsoft.com/office/word/2010/wordprocessingDrawing" xmlns:wp="http://schemas.openxmlformats.org/drawingml/2006/wordprocessingDrawing" xmlns:w10="urn:schemas-microsoft-com:office:word" xmlns:w="http://schemas.openxmlformats.org/wordprocessingml/2006/main" xmlns:w14="http://schemas.microsoft.com/office/word/2010/wordml" xmlns:w15="http://schemas.microsoft.com/office/word/2012/wordml" xmlns:w16cei="http://schemas.microsoft.com/office/word/2026/wordml/cei" xmlns:w16cex="http://schemas.microsoft.com/office/word/2018/wordml/cex" xmlns:w16cid="http://schemas.microsoft.com/office/word/2016/wordml/cid" xmlns:w16="http://schemas.microsoft.com/office/word/2018/wordml" xmlns:w16du="http://schemas.microsoft.com/office/word/2023/wordml/word16du" xmlns:w16sdtdh="http://schemas.microsoft.com/office/word/2020/wordml/sdtdatahash" xmlns:w16sdtfl="http://schemas.microsoft.com/office/word/2024/wordml/sdtformatlock" xmlns:w16se="http://schemas.microsoft.com/office/word/2015/wordml/symex" xmlns:wpg="http://schemas.microsoft.com/office/word/2010/wordprocessingGroup" xmlns:wpi="http://schemas.microsoft.com/office/word/2010/wordprocessingInk" xmlns:wne="http://schemas.microsoft.com/office/word/2006/wordml" xmlns:wps="http://schemas.microsoft.com/office/word/2010/wordprocessingShape" mc:Ignorable="w14 w15 w16se w16cid w16 w16cex w16sdtdh w16sdtfl w16du wp14">
   <w:abstractNum w:abstractNumId="0" w15:restartNumberingAfterBreak="0">
     <w:nsid w:val="FFFFFF7C"/>
     <w:multiLevelType w:val="singleLevel"/>
@@ -9364,7 +9455,7 @@
       <w:szCs w:val="18"/>
     </w:rPr>
   </w:style>
-  <w:style w:type="character" w:styleId="Textoennegrita">
+  <w:style w:type="character" w:styleId="Fuerte">
     <w:name w:val="Strong"/>
     <w:basedOn w:val="Fuentedeprrafopredeter"/>
     <w:uiPriority w:val="22"/>
@@ -19580,6 +19671,84 @@
         <w:insideV w:val="single" w:sz="4" w:space="0" w:color="auto"/>
       </w:tblBorders>
     </w:tblPr>
+  </w:style>
+  <w:style w:type="character" w:styleId="Refdecomentario">
+    <w:name w:val="annotation reference"/>
+    <w:basedOn w:val="Fuentedeprrafopredeter"/>
+    <w:uiPriority w:val="99"/>
+    <w:semiHidden/>
+    <w:unhideWhenUsed/>
+    <w:rsid w:val="006F7DBF"/>
+    <w:rPr>
+      <w:sz w:val="16"/>
+      <w:szCs w:val="16"/>
+    </w:rPr>
+  </w:style>
+  <w:style w:type="paragraph" w:styleId="Textocomentario">
+    <w:name w:val="annotation text"/>
+    <w:basedOn w:val="Normal"/>
+    <w:link w:val="TextocomentarioCar"/>
+    <w:uiPriority w:val="99"/>
+    <w:semiHidden/>
+    <w:unhideWhenUsed/>
+    <w:rsid w:val="006F7DBF"/>
+    <w:pPr>
+      <w:spacing w:line="240" w:lineRule="auto"/>
+    </w:pPr>
+    <w:rPr>
+      <w:sz w:val="20"/>
+      <w:szCs w:val="20"/>
+    </w:rPr>
+  </w:style>
+  <w:style w:type="character" w:customStyle="1" w:styleId="TextocomentarioCar">
+    <w:name w:val="Texto comentario Car"/>
+    <w:basedOn w:val="Fuentedeprrafopredeter"/>
+    <w:link w:val="Textocomentario"/>
+    <w:uiPriority w:val="99"/>
+    <w:semiHidden/>
+    <w:rsid w:val="006F7DBF"/>
+    <w:rPr>
+      <w:sz w:val="20"/>
+      <w:szCs w:val="20"/>
+    </w:rPr>
+  </w:style>
+  <w:style w:type="paragraph" w:styleId="Asuntodelcomentario">
+    <w:name w:val="annotation subject"/>
+    <w:basedOn w:val="Textocomentario"/>
+    <w:next w:val="Textocomentario"/>
+    <w:link w:val="AsuntodelcomentarioCar"/>
+    <w:uiPriority w:val="99"/>
+    <w:semiHidden/>
+    <w:unhideWhenUsed/>
+    <w:rsid w:val="006F7DBF"/>
+    <w:rPr>
+      <w:b/>
+      <w:bCs/>
+    </w:rPr>
+  </w:style>
+  <w:style w:type="character" w:customStyle="1" w:styleId="AsuntodelcomentarioCar">
+    <w:name w:val="Asunto del comentario Car"/>
+    <w:basedOn w:val="TextocomentarioCar"/>
+    <w:link w:val="Asuntodelcomentario"/>
+    <w:uiPriority w:val="99"/>
+    <w:semiHidden/>
+    <w:rsid w:val="006F7DBF"/>
+    <w:rPr>
+      <w:b/>
+      <w:bCs/>
+      <w:sz w:val="20"/>
+      <w:szCs w:val="20"/>
+    </w:rPr>
+  </w:style>
+  <w:style w:type="paragraph" w:styleId="Revisin">
+    <w:name w:val="Revision"/>
+    <w:hidden/>
+    <w:uiPriority w:val="99"/>
+    <w:semiHidden/>
+    <w:rsid w:val="006F7DBF"/>
+    <w:pPr>
+      <w:spacing w:after="0" w:line="240" w:lineRule="auto"/>
+    </w:pPr>
   </w:style>
 </w:styles>
 </file>

--- a/plantilla.docx
+++ b/plantilla.docx
@@ -2478,7 +2478,25 @@
           <w:szCs w:val="18"/>
           <w:lang w:val="es-ES_tradnl"/>
         </w:rPr>
-        <w:t>contra entrega de la respectiva boleta</w:t>
+        <w:t xml:space="preserve">contra </w:t>
+      </w:r>
+      <w:r>
+        <w:rPr>
+          <w:rFonts w:ascii="Aptos" w:hAnsi="Aptos"/>
+          <w:sz w:val="18"/>
+          <w:szCs w:val="18"/>
+          <w:lang w:val="es-ES_tradnl"/>
+        </w:rPr>
+        <w:t xml:space="preserve">la </w:t>
+      </w:r>
+      <w:r>
+        <w:rPr>
+          <w:rFonts w:ascii="Aptos" w:hAnsi="Aptos"/>
+          <w:sz w:val="18"/>
+          <w:szCs w:val="18"/>
+          <w:lang w:val="es-ES_tradnl"/>
+        </w:rPr>
+        <w:t>entrega de la respectiva boleta</w:t>
       </w:r>
       <w:r>
         <w:rPr>
@@ -2488,6 +2506,15 @@
           <w:lang w:val="es-ES_tradnl"/>
         </w:rPr>
         <w:t xml:space="preserve"> de honorarios</w:t>
+      </w:r>
+      <w:r>
+        <w:rPr>
+          <w:rFonts w:ascii="Aptos" w:hAnsi="Aptos"/>
+          <w:sz w:val="18"/>
+          <w:szCs w:val="18"/>
+          <w:lang w:val="es-ES_tradnl"/>
+        </w:rPr>
+        <w:t>,</w:t>
       </w:r>
       <w:r>
         <w:rPr>
@@ -2838,34 +2865,34 @@
           <w:szCs w:val="18"/>
           <w:lang w:val="es-ES_tradnl"/>
         </w:rPr>
-        <w:t>Los productos, informes o resultados generados por</w:t>
-      </w:r>
-      <w:r>
-        <w:rPr>
-          <w:rFonts w:ascii="Aptos" w:hAnsi="Aptos"/>
-          <w:sz w:val="18"/>
-          <w:szCs w:val="18"/>
-          <w:lang w:val="es-ES_tradnl"/>
-        </w:rPr>
-        <w:t xml:space="preserve"> el</w:t>
-      </w:r>
-      <w:r>
-        <w:rPr>
-          <w:rFonts w:ascii="Aptos" w:hAnsi="Aptos"/>
-          <w:sz w:val="18"/>
-          <w:szCs w:val="18"/>
-          <w:lang w:val="es-ES_tradnl"/>
-        </w:rPr>
-        <w:t xml:space="preserve"> </w:t>
-      </w:r>
-      <w:r>
-        <w:rPr>
-          <w:rFonts w:ascii="Aptos" w:hAnsi="Aptos"/>
-          <w:sz w:val="18"/>
-          <w:szCs w:val="18"/>
-          <w:lang w:val="es-ES_tradnl"/>
-        </w:rPr>
-        <w:t xml:space="preserve">'Prestador de Servicios' </w:t>
+        <w:t xml:space="preserve">Los productos, informes o resultados generados por </w:t>
+      </w:r>
+      <w:r>
+        <w:rPr>
+          <w:rFonts w:ascii="Aptos" w:hAnsi="Aptos"/>
+          <w:sz w:val="18"/>
+          <w:szCs w:val="18"/>
+          <w:lang w:val="es-ES_tradnl"/>
+        </w:rPr>
+        <w:t>'</w:t>
+      </w:r>
+      <w:r>
+        <w:rPr>
+          <w:rFonts w:ascii="Aptos" w:hAnsi="Aptos"/>
+          <w:sz w:val="18"/>
+          <w:szCs w:val="18"/>
+          <w:lang w:val="es-ES_tradnl"/>
+        </w:rPr>
+        <w:t xml:space="preserve">El </w:t>
+      </w:r>
+      <w:r>
+        <w:rPr>
+          <w:rFonts w:ascii="Aptos" w:hAnsi="Aptos"/>
+          <w:sz w:val="18"/>
+          <w:szCs w:val="18"/>
+          <w:lang w:val="es-ES_tradnl"/>
+        </w:rPr>
+        <w:t xml:space="preserve">Prestador de Servicios' </w:t>
       </w:r>
       <w:r>
         <w:rPr>

--- a/plantilla.docx
+++ b/plantilla.docx
@@ -4439,7 +4439,6 @@
     <w:p>
       <w:pPr>
         <w:spacing w:after="0"/>
-        <w:jc w:val="both"/>
         <w:rPr>
           <w:rFonts w:ascii="Aptos" w:hAnsi="Aptos"/>
           <w:sz w:val="18"/>
@@ -4464,7 +4463,25 @@
           <w:szCs w:val="18"/>
           <w:lang w:val="es-ES_tradnl"/>
         </w:rPr>
-        <w:t>se cancelará en {{</w:t>
+        <w:t>se cancelará en</w:t>
+      </w:r>
+      <w:r>
+        <w:rPr>
+          <w:rFonts w:ascii="Aptos" w:hAnsi="Aptos"/>
+          <w:sz w:val="18"/>
+          <w:szCs w:val="18"/>
+          <w:lang w:val="es-ES_tradnl"/>
+        </w:rPr>
+        <w:t xml:space="preserve"> </w:t>
+      </w:r>
+      <w:r>
+        <w:rPr>
+          <w:rFonts w:ascii="Aptos" w:hAnsi="Aptos"/>
+          <w:sz w:val="18"/>
+          <w:szCs w:val="18"/>
+          <w:lang w:val="es-ES_tradnl"/>
+        </w:rPr>
+        <w:t>{{</w:t>
       </w:r>
       <w:proofErr w:type="spellStart"/>
       <w:r>

--- a/plantilla.docx
+++ b/plantilla.docx
@@ -4503,7 +4503,25 @@
           <w:szCs w:val="18"/>
           <w:lang w:val="es-ES_tradnl"/>
         </w:rPr>
-        <w:t>}} cuota(s),</w:t>
+        <w:t>}}</w:t>
+      </w:r>
+      <w:r>
+        <w:rPr>
+          <w:rFonts w:ascii="Aptos" w:hAnsi="Aptos"/>
+          <w:sz w:val="18"/>
+          <w:szCs w:val="18"/>
+          <w:lang w:val="es-ES_tradnl"/>
+        </w:rPr>
+        <w:t xml:space="preserve"> </w:t>
+      </w:r>
+      <w:r>
+        <w:rPr>
+          <w:rFonts w:ascii="Aptos" w:hAnsi="Aptos"/>
+          <w:sz w:val="18"/>
+          <w:szCs w:val="18"/>
+          <w:lang w:val="es-ES_tradnl"/>
+        </w:rPr>
+        <w:t>cuota(s),</w:t>
       </w:r>
       <w:r>
         <w:rPr>
